--- a/Teacher Resources (Start Here)/01_STARLAB_Teacher_Start_Here_Guide.docx
+++ b/Teacher Resources (Start Here)/01_STARLAB_Teacher_Start_Here_Guide.docx
@@ -88,7 +88,9 @@
         <w:gridCol w:w="10224"/>
       </w:tblGrid>
       <w:tr>
-        <w:trPr/>
+        <w:trPr>
+          <w:tblHeader/>
+        </w:trPr>
         <w:tc>
           <w:tcPr>
             <w:tcW w:w="10224" w:type="dxa"/>
@@ -381,7 +383,9 @@
         <w:gridCol w:w="10224"/>
       </w:tblGrid>
       <w:tr>
-        <w:trPr/>
+        <w:trPr>
+          <w:tblHeader/>
+        </w:trPr>
         <w:tc>
           <w:tcPr>
             <w:tcW w:w="10224" w:type="dxa"/>
@@ -490,7 +494,9 @@
         <w:gridCol w:w="2556"/>
       </w:tblGrid>
       <w:tr>
-        <w:trPr/>
+        <w:trPr>
+          <w:tblHeader/>
+        </w:trPr>
         <w:tc>
           <w:tcPr>
             <w:tcW w:w="2556" w:type="dxa"/>
@@ -1360,6 +1366,18 @@
           <w:szCs w:val="21"/>
         </w:rPr>
         <w:t>The portal should be treated as a guided implementation system, not a file dump. A new teacher should be able to move from the homepage to the current unit, open the weekly guide, launch the matching slide deck, and print only the resources needed for that lesson.</w:t>
+      </w:r>
+    </w:p>
+    <w:p>
+      <w:pPr/>
+      <w:r>
+        <w:rPr>
+          <w:b/>
+        </w:rPr>
+        <w:t>Source-of-truth hierarchy:</w:t>
+      </w:r>
+      <w:r>
+        <w:t xml:space="preserve"> Use the Full Course Implementation Calendar for week, deck, resource, print, and milestone chronology; the Project Approval Tracker for approval status; the syllabus and Grading and Assessment Guide for course weights; Unit 6 Appendix L for the final oral presentation rubric; and Unit 6 Appendix M for public showcase scoring.</w:t>
       </w:r>
     </w:p>
     <w:p>
@@ -1673,7 +1691,9 @@
         <w:gridCol w:w="3408"/>
       </w:tblGrid>
       <w:tr>
-        <w:trPr/>
+        <w:trPr>
+          <w:tblHeader/>
+        </w:trPr>
         <w:tc>
           <w:tcPr>
             <w:tcW w:w="3408" w:type="dxa"/>
@@ -2869,7 +2889,9 @@
         <w:gridCol w:w="10224"/>
       </w:tblGrid>
       <w:tr>
-        <w:trPr/>
+        <w:trPr>
+          <w:tblHeader/>
+        </w:trPr>
         <w:tc>
           <w:tcPr>
             <w:tcW w:w="10224" w:type="dxa"/>
@@ -2976,7 +2998,9 @@
         <w:gridCol w:w="5112"/>
       </w:tblGrid>
       <w:tr>
-        <w:trPr/>
+        <w:trPr>
+          <w:tblHeader/>
+        </w:trPr>
         <w:tc>
           <w:tcPr>
             <w:tcW w:w="5112" w:type="dxa"/>
@@ -3940,7 +3964,9 @@
         <w:gridCol w:w="10224"/>
       </w:tblGrid>
       <w:tr>
-        <w:trPr/>
+        <w:trPr>
+          <w:tblHeader/>
+        </w:trPr>
         <w:tc>
           <w:tcPr>
             <w:tcW w:w="10224" w:type="dxa"/>
@@ -4048,7 +4074,9 @@
         <w:gridCol w:w="3408"/>
       </w:tblGrid>
       <w:tr>
-        <w:trPr/>
+        <w:trPr>
+          <w:tblHeader/>
+        </w:trPr>
         <w:tc>
           <w:tcPr>
             <w:tcW w:w="3408" w:type="dxa"/>
@@ -4968,7 +4996,7 @@
           <w:shd w:fill="auto" w:val="clear"/>
           <w:vertAlign w:val="baseline"/>
         </w:rPr>
-        <w:t>Approved to begin pilot testing.</w:t>
+        <w:t>Approved for Pilot Testing.</w:t>
       </w:r>
     </w:p>
     <w:p>
@@ -5008,7 +5036,7 @@
           <w:shd w:fill="auto" w:val="clear"/>
           <w:vertAlign w:val="baseline"/>
         </w:rPr>
-        <w:t>Approved after the following revisions are completed.</w:t>
+        <w:t>Approved With Modifications; testing begins only after the modifications are verified and the tracker status is updated.</w:t>
       </w:r>
     </w:p>
     <w:p>
@@ -5048,7 +5076,7 @@
           <w:shd w:fill="auto" w:val="clear"/>
           <w:vertAlign w:val="baseline"/>
         </w:rPr>
-        <w:t>Needs another planning conference before testing.</w:t>
+        <w:t>Needs Revision.</w:t>
       </w:r>
     </w:p>
     <w:p>
@@ -5088,7 +5116,7 @@
           <w:shd w:fill="auto" w:val="clear"/>
           <w:vertAlign w:val="baseline"/>
         </w:rPr>
-        <w:t>Needs safety or ethics review before approval.</w:t>
+        <w:t>Needs Safety Review or Needs Ethics Review.</w:t>
       </w:r>
     </w:p>
     <w:p>
@@ -5128,7 +5156,7 @@
           <w:shd w:fill="auto" w:val="clear"/>
           <w:vertAlign w:val="baseline"/>
         </w:rPr>
-        <w:t>Needs mentor or technical feedback before proceeding.</w:t>
+        <w:t>Needs Mentor Review.</w:t>
       </w:r>
     </w:p>
     <w:p>
@@ -5168,7 +5196,7 @@
           <w:shd w:fill="auto" w:val="clear"/>
           <w:vertAlign w:val="baseline"/>
         </w:rPr>
-        <w:t>Not approved in this form; revise to a safer or more feasible version.</w:t>
+        <w:t>Not Approved in Current Form; revise to a safer or more feasible version.</w:t>
       </w:r>
     </w:p>
     <w:tbl>
@@ -5190,7 +5218,9 @@
         <w:gridCol w:w="10224"/>
       </w:tblGrid>
       <w:tr>
-        <w:trPr/>
+        <w:trPr>
+          <w:tblHeader/>
+        </w:trPr>
         <w:tc>
           <w:tcPr>
             <w:tcW w:w="10224" w:type="dxa"/>
@@ -5298,7 +5328,9 @@
         <w:gridCol w:w="3408"/>
       </w:tblGrid>
       <w:tr>
-        <w:trPr/>
+        <w:trPr>
+          <w:tblHeader/>
+        </w:trPr>
         <w:tc>
           <w:tcPr>
             <w:tcW w:w="3408" w:type="dxa"/>
@@ -6494,7 +6526,9 @@
         <w:gridCol w:w="10224"/>
       </w:tblGrid>
       <w:tr>
-        <w:trPr/>
+        <w:trPr>
+          <w:tblHeader/>
+        </w:trPr>
         <w:tc>
           <w:tcPr>
             <w:tcW w:w="10224" w:type="dxa"/>
